--- a/seminars/global-market-entry/Quick_Reference_Card.docx
+++ b/seminars/global-market-entry/Quick_Reference_Card.docx
@@ -2651,7 +2651,7 @@
                 <w:color w:val="22333B"/>
                 <w:sz w:val="16"/>
               </w:rPr>
-              <w:t>No end date — and not mandatory. The government has said it will consult on indefinite recognition of CE marking</w:t>
+              <w:t>No end date — and not mandatory. The MHRA has consulted on indefinite recognition of CE marking; the response is pending</w:t>
             </w:r>
           </w:p>
         </w:tc>
